--- a/RequirementAnalysis/UCSpec/word/20235988_PhamDucPhuoc_PayOrderByCreditCard.docx
+++ b/RequirementAnalysis/UCSpec/word/20235988_PhamDucPhuoc_PayOrderByCreditCard.docx
@@ -26,7 +26,7 @@
     </w:p>
     <w:p>
       <w:pPr>
-        <w:pStyle w:val="ListParagraph"/>
+        <w:pStyle w:val="oancuaDanhsach"/>
         <w:numPr>
           <w:ilvl w:val="0"/>
           <w:numId w:val="1"/>
@@ -90,7 +90,7 @@
     </w:p>
     <w:p>
       <w:pPr>
-        <w:pStyle w:val="ListParagraph"/>
+        <w:pStyle w:val="oancuaDanhsach"/>
         <w:numPr>
           <w:ilvl w:val="0"/>
           <w:numId w:val="1"/>
@@ -144,7 +144,7 @@
     </w:p>
     <w:p>
       <w:pPr>
-        <w:pStyle w:val="ListParagraph"/>
+        <w:pStyle w:val="oancuaDanhsach"/>
         <w:numPr>
           <w:ilvl w:val="0"/>
           <w:numId w:val="1"/>
@@ -258,7 +258,7 @@
     </w:p>
     <w:p>
       <w:pPr>
-        <w:pStyle w:val="ListParagraph"/>
+        <w:pStyle w:val="oancuaDanhsach"/>
         <w:numPr>
           <w:ilvl w:val="0"/>
           <w:numId w:val="1"/>
@@ -349,6 +349,7 @@
           <w:sz w:val="40"/>
           <w:szCs w:val="40"/>
         </w:rPr>
+        <w:lastRenderedPageBreak/>
         <w:t xml:space="preserve">+ </w:t>
       </w:r>
       <w:r>
@@ -398,7 +399,7 @@
     </w:p>
     <w:p>
       <w:pPr>
-        <w:pStyle w:val="ListParagraph"/>
+        <w:pStyle w:val="oancuaDanhsach"/>
         <w:numPr>
           <w:ilvl w:val="0"/>
           <w:numId w:val="1"/>
@@ -424,7 +425,7 @@
     </w:p>
     <w:p>
       <w:pPr>
-        <w:pStyle w:val="ListParagraph"/>
+        <w:pStyle w:val="oancuaDanhsach"/>
         <w:numPr>
           <w:ilvl w:val="0"/>
           <w:numId w:val="2"/>
@@ -454,7 +455,7 @@
     </w:p>
     <w:p>
       <w:pPr>
-        <w:pStyle w:val="ListParagraph"/>
+        <w:pStyle w:val="oancuaDanhsach"/>
         <w:numPr>
           <w:ilvl w:val="0"/>
           <w:numId w:val="2"/>
@@ -484,7 +485,7 @@
     </w:p>
     <w:p>
       <w:pPr>
-        <w:pStyle w:val="ListParagraph"/>
+        <w:pStyle w:val="oancuaDanhsach"/>
         <w:numPr>
           <w:ilvl w:val="0"/>
           <w:numId w:val="2"/>
@@ -514,7 +515,7 @@
     </w:p>
     <w:p>
       <w:pPr>
-        <w:pStyle w:val="ListParagraph"/>
+        <w:pStyle w:val="oancuaDanhsach"/>
         <w:numPr>
           <w:ilvl w:val="0"/>
           <w:numId w:val="2"/>
@@ -726,7 +727,7 @@
     </w:p>
     <w:p>
       <w:pPr>
-        <w:pStyle w:val="ListParagraph"/>
+        <w:pStyle w:val="oancuaDanhsach"/>
         <w:numPr>
           <w:ilvl w:val="0"/>
           <w:numId w:val="2"/>
@@ -756,7 +757,7 @@
     </w:p>
     <w:p>
       <w:pPr>
-        <w:pStyle w:val="ListParagraph"/>
+        <w:pStyle w:val="oancuaDanhsach"/>
         <w:numPr>
           <w:ilvl w:val="0"/>
           <w:numId w:val="2"/>
@@ -802,7 +803,7 @@
     </w:p>
     <w:p>
       <w:pPr>
-        <w:pStyle w:val="ListParagraph"/>
+        <w:pStyle w:val="oancuaDanhsach"/>
         <w:numPr>
           <w:ilvl w:val="0"/>
           <w:numId w:val="2"/>
@@ -832,7 +833,7 @@
     </w:p>
     <w:p>
       <w:pPr>
-        <w:pStyle w:val="ListParagraph"/>
+        <w:pStyle w:val="oancuaDanhsach"/>
         <w:numPr>
           <w:ilvl w:val="0"/>
           <w:numId w:val="2"/>
@@ -849,6 +850,7 @@
           <w:sz w:val="40"/>
           <w:szCs w:val="40"/>
         </w:rPr>
+        <w:lastRenderedPageBreak/>
         <w:t xml:space="preserve"> </w:t>
       </w:r>
       <w:r>
@@ -857,15 +859,7 @@
           <w:sz w:val="40"/>
           <w:szCs w:val="40"/>
         </w:rPr>
-        <w:t>AIMS Software</w:t>
-      </w:r>
-      <w:r>
-        <w:rPr>
-          <w:rFonts w:asciiTheme="minorHAnsi" w:hAnsiTheme="minorHAnsi" w:cstheme="minorHAnsi"/>
-          <w:sz w:val="40"/>
-          <w:szCs w:val="40"/>
-        </w:rPr>
-        <w:t xml:space="preserve"> displays </w:t>
+        <w:t xml:space="preserve">AIMS Software displays general information </w:t>
       </w:r>
       <w:proofErr w:type="gramStart"/>
       <w:r>
@@ -874,7 +868,7 @@
           <w:sz w:val="40"/>
           <w:szCs w:val="40"/>
         </w:rPr>
-        <w:t>the successful</w:t>
+        <w:t>of</w:t>
       </w:r>
       <w:proofErr w:type="gramEnd"/>
       <w:r>
@@ -883,22 +877,44 @@
           <w:sz w:val="40"/>
           <w:szCs w:val="40"/>
         </w:rPr>
-        <w:t xml:space="preserve"> payment notification and transaction information.</w:t>
+        <w:t xml:space="preserve"> the order (customer name, phone number, shipping address, province, total amount) and transaction information (transaction ID, transaction content and transaction datetime).</w:t>
       </w:r>
     </w:p>
     <w:p>
       <w:pPr>
-        <w:pStyle w:val="ListParagraph"/>
-        <w:rPr>
-          <w:rFonts w:asciiTheme="minorHAnsi" w:hAnsiTheme="minorHAnsi" w:cstheme="minorHAnsi"/>
-          <w:sz w:val="40"/>
-          <w:szCs w:val="40"/>
-        </w:rPr>
-      </w:pPr>
+        <w:pStyle w:val="oancuaDanhsach"/>
+        <w:numPr>
+          <w:ilvl w:val="0"/>
+          <w:numId w:val="2"/>
+        </w:numPr>
+        <w:rPr>
+          <w:rFonts w:asciiTheme="minorHAnsi" w:hAnsiTheme="minorHAnsi" w:cstheme="minorHAnsi"/>
+          <w:sz w:val="40"/>
+          <w:szCs w:val="40"/>
+        </w:rPr>
+      </w:pPr>
+      <w:r>
+        <w:rPr>
+          <w:rFonts w:asciiTheme="minorHAnsi" w:hAnsiTheme="minorHAnsi" w:cstheme="minorHAnsi"/>
+          <w:sz w:val="40"/>
+          <w:szCs w:val="40"/>
+        </w:rPr>
+        <w:t>AIMS Software sends invoice and payment transaction information to the customer's email.</w:t>
+      </w:r>
     </w:p>
     <w:p>
       <w:pPr>
-        <w:pStyle w:val="ListParagraph"/>
+        <w:pStyle w:val="oancuaDanhsach"/>
+        <w:rPr>
+          <w:rFonts w:asciiTheme="minorHAnsi" w:hAnsiTheme="minorHAnsi" w:cstheme="minorHAnsi"/>
+          <w:sz w:val="40"/>
+          <w:szCs w:val="40"/>
+        </w:rPr>
+      </w:pPr>
+    </w:p>
+    <w:p>
+      <w:pPr>
+        <w:pStyle w:val="oancuaDanhsach"/>
         <w:numPr>
           <w:ilvl w:val="0"/>
           <w:numId w:val="1"/>
@@ -954,7 +970,7 @@
     </w:p>
     <w:tbl>
       <w:tblPr>
-        <w:tblStyle w:val="TableGrid"/>
+        <w:tblStyle w:val="LiBang"/>
         <w:tblW w:w="11341" w:type="dxa"/>
         <w:tblInd w:w="-998" w:type="dxa"/>
         <w:tblLook w:val="04A0" w:firstRow="1" w:lastRow="0" w:firstColumn="1" w:lastColumn="0" w:noHBand="0" w:noVBand="1"/>
@@ -1765,6 +1781,7 @@
                 <w:sz w:val="40"/>
                 <w:szCs w:val="40"/>
               </w:rPr>
+              <w:lastRenderedPageBreak/>
               <w:t>3</w:t>
             </w:r>
           </w:p>
@@ -2109,22 +2126,14 @@
               </w:rPr>
               <w:t>Softwar</w:t>
             </w:r>
-            <w:r>
-              <w:rPr>
-                <w:rFonts w:asciiTheme="minorHAnsi" w:hAnsiTheme="minorHAnsi" w:cstheme="minorHAnsi"/>
-                <w:sz w:val="40"/>
-                <w:szCs w:val="40"/>
-              </w:rPr>
-              <w:t>e</w:t>
-            </w:r>
-            <w:proofErr w:type="spellEnd"/>
-            <w:r>
-              <w:rPr>
-                <w:rFonts w:asciiTheme="minorHAnsi" w:hAnsiTheme="minorHAnsi" w:cstheme="minorHAnsi"/>
-                <w:sz w:val="40"/>
-                <w:szCs w:val="40"/>
-              </w:rPr>
-              <w:t xml:space="preserve"> </w:t>
+            <w:proofErr w:type="spellEnd"/>
+            <w:r>
+              <w:rPr>
+                <w:rFonts w:asciiTheme="minorHAnsi" w:hAnsiTheme="minorHAnsi" w:cstheme="minorHAnsi"/>
+                <w:sz w:val="40"/>
+                <w:szCs w:val="40"/>
+              </w:rPr>
+              <w:t xml:space="preserve">e </w:t>
             </w:r>
             <w:r>
               <w:rPr>
@@ -2225,7 +2234,7 @@
     </w:p>
     <w:p>
       <w:pPr>
-        <w:pStyle w:val="ListParagraph"/>
+        <w:pStyle w:val="oancuaDanhsach"/>
         <w:numPr>
           <w:ilvl w:val="0"/>
           <w:numId w:val="1"/>
@@ -2261,7 +2270,7 @@
     </w:p>
     <w:tbl>
       <w:tblPr>
-        <w:tblStyle w:val="TableGrid"/>
+        <w:tblStyle w:val="LiBang"/>
         <w:tblW w:w="10810" w:type="dxa"/>
         <w:tblInd w:w="-605" w:type="dxa"/>
         <w:tblLook w:val="04A0" w:firstRow="1" w:lastRow="0" w:firstColumn="1" w:lastColumn="0" w:noHBand="0" w:noVBand="1"/>
@@ -3130,7 +3139,27 @@
                 <w:szCs w:val="40"/>
                 <w:lang w:val="vi-VN"/>
               </w:rPr>
-              <w:t xml:space="preserve"> date </w:t>
+              <w:t xml:space="preserve"> </w:t>
+            </w:r>
+            <w:proofErr w:type="spellStart"/>
+            <w:r>
+              <w:rPr>
+                <w:rFonts w:asciiTheme="minorHAnsi" w:hAnsiTheme="minorHAnsi" w:cstheme="minorHAnsi"/>
+                <w:sz w:val="40"/>
+                <w:szCs w:val="40"/>
+                <w:lang w:val="vi-VN"/>
+              </w:rPr>
+              <w:t>date</w:t>
+            </w:r>
+            <w:proofErr w:type="spellEnd"/>
+            <w:r>
+              <w:rPr>
+                <w:rFonts w:asciiTheme="minorHAnsi" w:hAnsiTheme="minorHAnsi" w:cstheme="minorHAnsi"/>
+                <w:sz w:val="40"/>
+                <w:szCs w:val="40"/>
+                <w:lang w:val="vi-VN"/>
+              </w:rPr>
+              <w:t xml:space="preserve"> </w:t>
             </w:r>
           </w:p>
           <w:p>
@@ -3220,7 +3249,16 @@
                 <w:sz w:val="40"/>
                 <w:szCs w:val="40"/>
               </w:rPr>
-              <w:t xml:space="preserve"> and must be in the future</w:t>
+              <w:t xml:space="preserve"> and must </w:t>
+            </w:r>
+            <w:r>
+              <w:rPr>
+                <w:rFonts w:asciiTheme="minorHAnsi" w:hAnsiTheme="minorHAnsi" w:cstheme="minorHAnsi"/>
+                <w:sz w:val="40"/>
+                <w:szCs w:val="40"/>
+              </w:rPr>
+              <w:lastRenderedPageBreak/>
+              <w:t>be in the future</w:t>
             </w:r>
           </w:p>
           <w:p>
@@ -3253,6 +3291,7 @@
                 <w:sz w:val="40"/>
                 <w:szCs w:val="40"/>
               </w:rPr>
+              <w:lastRenderedPageBreak/>
               <w:t>03/30</w:t>
             </w:r>
           </w:p>
@@ -3512,7 +3551,7 @@
     </w:p>
     <w:p>
       <w:pPr>
-        <w:pStyle w:val="ListParagraph"/>
+        <w:pStyle w:val="oancuaDanhsach"/>
         <w:numPr>
           <w:ilvl w:val="0"/>
           <w:numId w:val="1"/>
@@ -3558,7 +3597,7 @@
     </w:p>
     <w:tbl>
       <w:tblPr>
-        <w:tblStyle w:val="TableGrid"/>
+        <w:tblStyle w:val="LiBang"/>
         <w:tblW w:w="10155" w:type="dxa"/>
         <w:tblInd w:w="-365" w:type="dxa"/>
         <w:tblLook w:val="04A0" w:firstRow="1" w:lastRow="0" w:firstColumn="1" w:lastColumn="0" w:noHBand="0" w:noVBand="1"/>
@@ -3576,20 +3615,20 @@
         </w:trPr>
         <w:tc>
           <w:tcPr>
-            <w:tcW w:w="1353" w:type="dxa"/>
-          </w:tcPr>
-          <w:p>
-            <w:pPr>
-              <w:jc w:val="center"/>
-              <w:rPr>
-                <w:rFonts w:asciiTheme="minorHAnsi" w:hAnsiTheme="minorHAnsi" w:cstheme="minorHAnsi"/>
-                <w:sz w:val="40"/>
-                <w:szCs w:val="40"/>
-              </w:rPr>
-            </w:pPr>
-            <w:r>
-              <w:rPr>
-                <w:rStyle w:val="Strong"/>
+            <w:tcW w:w="1024" w:type="dxa"/>
+          </w:tcPr>
+          <w:p>
+            <w:pPr>
+              <w:jc w:val="center"/>
+              <w:rPr>
+                <w:rFonts w:asciiTheme="minorHAnsi" w:hAnsiTheme="minorHAnsi" w:cstheme="minorHAnsi"/>
+                <w:sz w:val="40"/>
+                <w:szCs w:val="40"/>
+              </w:rPr>
+            </w:pPr>
+            <w:r>
+              <w:rPr>
+                <w:rStyle w:val="Manh"/>
                 <w:rFonts w:asciiTheme="minorHAnsi" w:hAnsiTheme="minorHAnsi" w:cstheme="minorHAnsi"/>
                 <w:sz w:val="40"/>
                 <w:szCs w:val="40"/>
@@ -3600,7 +3639,7 @@
         </w:tc>
         <w:tc>
           <w:tcPr>
-            <w:tcW w:w="1842" w:type="dxa"/>
+            <w:tcW w:w="2081" w:type="dxa"/>
           </w:tcPr>
           <w:p>
             <w:pPr>
@@ -3623,7 +3662,7 @@
         </w:tc>
         <w:tc>
           <w:tcPr>
-            <w:tcW w:w="2694" w:type="dxa"/>
+            <w:tcW w:w="2382" w:type="dxa"/>
           </w:tcPr>
           <w:p>
             <w:pPr>
@@ -3646,7 +3685,7 @@
         </w:tc>
         <w:tc>
           <w:tcPr>
-            <w:tcW w:w="2551" w:type="dxa"/>
+            <w:tcW w:w="2521" w:type="dxa"/>
           </w:tcPr>
           <w:p>
             <w:pPr>
@@ -3669,7 +3708,7 @@
         </w:tc>
         <w:tc>
           <w:tcPr>
-            <w:tcW w:w="1715" w:type="dxa"/>
+            <w:tcW w:w="2147" w:type="dxa"/>
           </w:tcPr>
           <w:p>
             <w:pPr>
@@ -3697,7 +3736,7 @@
         </w:trPr>
         <w:tc>
           <w:tcPr>
-            <w:tcW w:w="1353" w:type="dxa"/>
+            <w:tcW w:w="1024" w:type="dxa"/>
           </w:tcPr>
           <w:p>
             <w:pPr>
@@ -3720,7 +3759,7 @@
         </w:tc>
         <w:tc>
           <w:tcPr>
-            <w:tcW w:w="1842" w:type="dxa"/>
+            <w:tcW w:w="2081" w:type="dxa"/>
           </w:tcPr>
           <w:p>
             <w:pPr>
@@ -3743,7 +3782,7 @@
         </w:tc>
         <w:tc>
           <w:tcPr>
-            <w:tcW w:w="2694" w:type="dxa"/>
+            <w:tcW w:w="2382" w:type="dxa"/>
           </w:tcPr>
           <w:p>
             <w:pPr>
@@ -3849,7 +3888,7 @@
         </w:tc>
         <w:tc>
           <w:tcPr>
-            <w:tcW w:w="2551" w:type="dxa"/>
+            <w:tcW w:w="2521" w:type="dxa"/>
           </w:tcPr>
           <w:p>
             <w:pPr>
@@ -3872,7 +3911,7 @@
         </w:tc>
         <w:tc>
           <w:tcPr>
-            <w:tcW w:w="1715" w:type="dxa"/>
+            <w:tcW w:w="2147" w:type="dxa"/>
           </w:tcPr>
           <w:p>
             <w:pPr>
@@ -3908,7 +3947,7 @@
         </w:trPr>
         <w:tc>
           <w:tcPr>
-            <w:tcW w:w="1353" w:type="dxa"/>
+            <w:tcW w:w="1024" w:type="dxa"/>
           </w:tcPr>
           <w:p>
             <w:pPr>
@@ -3931,7 +3970,7 @@
         </w:tc>
         <w:tc>
           <w:tcPr>
-            <w:tcW w:w="1842" w:type="dxa"/>
+            <w:tcW w:w="2081" w:type="dxa"/>
           </w:tcPr>
           <w:p>
             <w:pPr>
@@ -3954,7 +3993,7 @@
         </w:tc>
         <w:tc>
           <w:tcPr>
-            <w:tcW w:w="2694" w:type="dxa"/>
+            <w:tcW w:w="2382" w:type="dxa"/>
           </w:tcPr>
           <w:p>
             <w:pPr>
@@ -4040,7 +4079,7 @@
         </w:tc>
         <w:tc>
           <w:tcPr>
-            <w:tcW w:w="2551" w:type="dxa"/>
+            <w:tcW w:w="2521" w:type="dxa"/>
           </w:tcPr>
           <w:p>
             <w:pPr>
@@ -4146,7 +4185,7 @@
         </w:tc>
         <w:tc>
           <w:tcPr>
-            <w:tcW w:w="1715" w:type="dxa"/>
+            <w:tcW w:w="2147" w:type="dxa"/>
           </w:tcPr>
           <w:p>
             <w:pPr>
@@ -4217,7 +4256,7 @@
         </w:trPr>
         <w:tc>
           <w:tcPr>
-            <w:tcW w:w="1353" w:type="dxa"/>
+            <w:tcW w:w="1024" w:type="dxa"/>
           </w:tcPr>
           <w:p>
             <w:pPr>
@@ -4240,7 +4279,7 @@
         </w:tc>
         <w:tc>
           <w:tcPr>
-            <w:tcW w:w="1842" w:type="dxa"/>
+            <w:tcW w:w="2081" w:type="dxa"/>
           </w:tcPr>
           <w:p>
             <w:pPr>
@@ -4263,7 +4302,7 @@
         </w:tc>
         <w:tc>
           <w:tcPr>
-            <w:tcW w:w="2694" w:type="dxa"/>
+            <w:tcW w:w="2382" w:type="dxa"/>
           </w:tcPr>
           <w:p>
             <w:pPr>
@@ -4389,23 +4428,24 @@
         </w:tc>
         <w:tc>
           <w:tcPr>
-            <w:tcW w:w="2551" w:type="dxa"/>
-          </w:tcPr>
-          <w:p>
-            <w:pPr>
-              <w:jc w:val="center"/>
-              <w:rPr>
-                <w:rFonts w:asciiTheme="minorHAnsi" w:hAnsiTheme="minorHAnsi" w:cstheme="minorHAnsi"/>
-                <w:sz w:val="40"/>
-                <w:szCs w:val="40"/>
-              </w:rPr>
-            </w:pPr>
-            <w:r>
-              <w:rPr>
-                <w:rFonts w:asciiTheme="minorHAnsi" w:hAnsiTheme="minorHAnsi" w:cstheme="minorHAnsi"/>
-                <w:sz w:val="40"/>
-                <w:szCs w:val="40"/>
-              </w:rPr>
+            <w:tcW w:w="2521" w:type="dxa"/>
+          </w:tcPr>
+          <w:p>
+            <w:pPr>
+              <w:jc w:val="center"/>
+              <w:rPr>
+                <w:rFonts w:asciiTheme="minorHAnsi" w:hAnsiTheme="minorHAnsi" w:cstheme="minorHAnsi"/>
+                <w:sz w:val="40"/>
+                <w:szCs w:val="40"/>
+              </w:rPr>
+            </w:pPr>
+            <w:r>
+              <w:rPr>
+                <w:rFonts w:asciiTheme="minorHAnsi" w:hAnsiTheme="minorHAnsi" w:cstheme="minorHAnsi"/>
+                <w:sz w:val="40"/>
+                <w:szCs w:val="40"/>
+              </w:rPr>
+              <w:lastRenderedPageBreak/>
               <w:t>dd/mm/</w:t>
             </w:r>
             <w:proofErr w:type="spellStart"/>
@@ -4440,7 +4480,7 @@
         </w:tc>
         <w:tc>
           <w:tcPr>
-            <w:tcW w:w="1715" w:type="dxa"/>
+            <w:tcW w:w="2147" w:type="dxa"/>
           </w:tcPr>
           <w:p>
             <w:pPr>
@@ -4476,7 +4516,7 @@
         </w:trPr>
         <w:tc>
           <w:tcPr>
-            <w:tcW w:w="1353" w:type="dxa"/>
+            <w:tcW w:w="1024" w:type="dxa"/>
           </w:tcPr>
           <w:p>
             <w:pPr>
@@ -4499,7 +4539,7 @@
         </w:tc>
         <w:tc>
           <w:tcPr>
-            <w:tcW w:w="1842" w:type="dxa"/>
+            <w:tcW w:w="2081" w:type="dxa"/>
           </w:tcPr>
           <w:p>
             <w:pPr>
@@ -4522,7 +4562,7 @@
         </w:tc>
         <w:tc>
           <w:tcPr>
-            <w:tcW w:w="2694" w:type="dxa"/>
+            <w:tcW w:w="2382" w:type="dxa"/>
           </w:tcPr>
           <w:p>
             <w:pPr>
@@ -4608,7 +4648,7 @@
         </w:tc>
         <w:tc>
           <w:tcPr>
-            <w:tcW w:w="2551" w:type="dxa"/>
+            <w:tcW w:w="2521" w:type="dxa"/>
           </w:tcPr>
           <w:p>
             <w:pPr>
@@ -4631,7 +4671,7 @@
         </w:tc>
         <w:tc>
           <w:tcPr>
-            <w:tcW w:w="1715" w:type="dxa"/>
+            <w:tcW w:w="2147" w:type="dxa"/>
           </w:tcPr>
           <w:p>
             <w:pPr>
@@ -4664,6 +4704,127 @@
                 <w:szCs w:val="40"/>
               </w:rPr>
             </w:pPr>
+          </w:p>
+        </w:tc>
+      </w:tr>
+      <w:tr>
+        <w:trPr>
+          <w:trHeight w:val="639"/>
+        </w:trPr>
+        <w:tc>
+          <w:tcPr>
+            <w:tcW w:w="1024" w:type="dxa"/>
+          </w:tcPr>
+          <w:p>
+            <w:pPr>
+              <w:jc w:val="center"/>
+              <w:rPr>
+                <w:rFonts w:asciiTheme="minorHAnsi" w:hAnsiTheme="minorHAnsi" w:cstheme="minorHAnsi"/>
+                <w:sz w:val="40"/>
+                <w:szCs w:val="40"/>
+              </w:rPr>
+            </w:pPr>
+            <w:r>
+              <w:rPr>
+                <w:rFonts w:asciiTheme="minorHAnsi" w:hAnsiTheme="minorHAnsi" w:cstheme="minorHAnsi"/>
+                <w:sz w:val="40"/>
+                <w:szCs w:val="40"/>
+              </w:rPr>
+              <w:t>5</w:t>
+            </w:r>
+          </w:p>
+        </w:tc>
+        <w:tc>
+          <w:tcPr>
+            <w:tcW w:w="2081" w:type="dxa"/>
+          </w:tcPr>
+          <w:p>
+            <w:pPr>
+              <w:jc w:val="center"/>
+              <w:rPr>
+                <w:rFonts w:asciiTheme="minorHAnsi" w:hAnsiTheme="minorHAnsi" w:cstheme="minorHAnsi"/>
+                <w:sz w:val="40"/>
+                <w:szCs w:val="40"/>
+              </w:rPr>
+            </w:pPr>
+            <w:r>
+              <w:rPr>
+                <w:rFonts w:asciiTheme="minorHAnsi" w:hAnsiTheme="minorHAnsi" w:cstheme="minorHAnsi"/>
+                <w:sz w:val="40"/>
+                <w:szCs w:val="40"/>
+              </w:rPr>
+              <w:t>Transaction Content</w:t>
+            </w:r>
+          </w:p>
+        </w:tc>
+        <w:tc>
+          <w:tcPr>
+            <w:tcW w:w="2382" w:type="dxa"/>
+          </w:tcPr>
+          <w:p>
+            <w:pPr>
+              <w:jc w:val="center"/>
+              <w:rPr>
+                <w:rFonts w:asciiTheme="minorHAnsi" w:hAnsiTheme="minorHAnsi" w:cstheme="minorHAnsi"/>
+                <w:sz w:val="40"/>
+                <w:szCs w:val="40"/>
+              </w:rPr>
+            </w:pPr>
+            <w:r>
+              <w:rPr>
+                <w:rFonts w:asciiTheme="minorHAnsi" w:hAnsiTheme="minorHAnsi" w:cstheme="minorHAnsi"/>
+                <w:sz w:val="40"/>
+                <w:szCs w:val="40"/>
+              </w:rPr>
+              <w:t>Purpose of transaction</w:t>
+            </w:r>
+          </w:p>
+        </w:tc>
+        <w:tc>
+          <w:tcPr>
+            <w:tcW w:w="2521" w:type="dxa"/>
+          </w:tcPr>
+          <w:p>
+            <w:pPr>
+              <w:jc w:val="center"/>
+              <w:rPr>
+                <w:rFonts w:asciiTheme="minorHAnsi" w:hAnsiTheme="minorHAnsi" w:cstheme="minorHAnsi"/>
+                <w:sz w:val="40"/>
+                <w:szCs w:val="40"/>
+              </w:rPr>
+            </w:pPr>
+            <w:r>
+              <w:rPr>
+                <w:rFonts w:asciiTheme="minorHAnsi" w:hAnsiTheme="minorHAnsi" w:cstheme="minorHAnsi"/>
+                <w:sz w:val="40"/>
+                <w:szCs w:val="40"/>
+              </w:rPr>
+              <w:t>Text</w:t>
+            </w:r>
+          </w:p>
+        </w:tc>
+        <w:tc>
+          <w:tcPr>
+            <w:tcW w:w="2147" w:type="dxa"/>
+          </w:tcPr>
+          <w:p>
+            <w:pPr>
+              <w:jc w:val="center"/>
+              <w:rPr>
+                <w:rFonts w:asciiTheme="minorHAnsi" w:hAnsiTheme="minorHAnsi" w:cstheme="minorHAnsi"/>
+                <w:sz w:val="40"/>
+                <w:szCs w:val="40"/>
+                <w:lang w:val="vi-VN"/>
+              </w:rPr>
+            </w:pPr>
+            <w:r>
+              <w:rPr>
+                <w:rFonts w:asciiTheme="minorHAnsi" w:hAnsiTheme="minorHAnsi" w:cstheme="minorHAnsi"/>
+                <w:sz w:val="40"/>
+                <w:szCs w:val="40"/>
+              </w:rPr>
+              <w:t>Payment for order #98765</w:t>
+            </w:r>
           </w:p>
         </w:tc>
       </w:tr>
@@ -4679,7 +4840,7 @@
     </w:p>
     <w:p>
       <w:pPr>
-        <w:pStyle w:val="ListParagraph"/>
+        <w:pStyle w:val="oancuaDanhsach"/>
         <w:numPr>
           <w:ilvl w:val="0"/>
           <w:numId w:val="1"/>
@@ -4726,7 +4887,34 @@
           <w:sz w:val="40"/>
           <w:szCs w:val="40"/>
         </w:rPr>
-        <w:t>A new transaction record is saved, the order status is updated to "Pending," and the cart is emptied.</w:t>
+        <w:t>A new transaction record is saved, the order status is updated to "</w:t>
+      </w:r>
+      <w:r>
+        <w:t xml:space="preserve"> </w:t>
+      </w:r>
+      <w:r>
+        <w:rPr>
+          <w:rFonts w:asciiTheme="minorHAnsi" w:hAnsiTheme="minorHAnsi" w:cstheme="minorHAnsi"/>
+          <w:sz w:val="40"/>
+          <w:szCs w:val="40"/>
+        </w:rPr>
+        <w:t>P</w:t>
+      </w:r>
+      <w:r>
+        <w:rPr>
+          <w:rFonts w:asciiTheme="minorHAnsi" w:hAnsiTheme="minorHAnsi" w:cstheme="minorHAnsi"/>
+          <w:sz w:val="40"/>
+          <w:szCs w:val="40"/>
+        </w:rPr>
+        <w:t>ending processing state</w:t>
+      </w:r>
+      <w:r>
+        <w:rPr>
+          <w:rFonts w:asciiTheme="minorHAnsi" w:hAnsiTheme="minorHAnsi" w:cstheme="minorHAnsi"/>
+          <w:sz w:val="40"/>
+          <w:szCs w:val="40"/>
+        </w:rPr>
+        <w:t>," and the cart is emptied.</w:t>
       </w:r>
     </w:p>
     <w:p>
@@ -5787,15 +5975,15 @@
     <w:lsdException w:name="Unresolved Mention" w:semiHidden="1" w:unhideWhenUsed="1"/>
     <w:lsdException w:name="Smart Link" w:semiHidden="1" w:unhideWhenUsed="1"/>
   </w:latentStyles>
-  <w:style w:type="paragraph" w:default="1" w:styleId="Normal">
+  <w:style w:type="paragraph" w:default="1" w:styleId="Binhthng">
     <w:name w:val="Normal"/>
     <w:qFormat/>
   </w:style>
-  <w:style w:type="paragraph" w:styleId="Heading1">
+  <w:style w:type="paragraph" w:styleId="u1">
     <w:name w:val="heading 1"/>
-    <w:basedOn w:val="Normal"/>
-    <w:next w:val="Normal"/>
-    <w:link w:val="Heading1Char"/>
+    <w:basedOn w:val="Binhthng"/>
+    <w:next w:val="Binhthng"/>
+    <w:link w:val="u1Char"/>
     <w:uiPriority w:val="9"/>
     <w:qFormat/>
     <w:rsid w:val="009B6AB0"/>
@@ -5812,11 +6000,11 @@
       <w:szCs w:val="40"/>
     </w:rPr>
   </w:style>
-  <w:style w:type="paragraph" w:styleId="Heading2">
+  <w:style w:type="paragraph" w:styleId="u2">
     <w:name w:val="heading 2"/>
-    <w:basedOn w:val="Normal"/>
-    <w:next w:val="Normal"/>
-    <w:link w:val="Heading2Char"/>
+    <w:basedOn w:val="Binhthng"/>
+    <w:next w:val="Binhthng"/>
+    <w:link w:val="u2Char"/>
     <w:uiPriority w:val="9"/>
     <w:semiHidden/>
     <w:unhideWhenUsed/>
@@ -5835,11 +6023,11 @@
       <w:szCs w:val="32"/>
     </w:rPr>
   </w:style>
-  <w:style w:type="paragraph" w:styleId="Heading3">
+  <w:style w:type="paragraph" w:styleId="u3">
     <w:name w:val="heading 3"/>
-    <w:basedOn w:val="Normal"/>
-    <w:next w:val="Normal"/>
-    <w:link w:val="Heading3Char"/>
+    <w:basedOn w:val="Binhthng"/>
+    <w:next w:val="Binhthng"/>
+    <w:link w:val="u3Char"/>
     <w:uiPriority w:val="9"/>
     <w:semiHidden/>
     <w:unhideWhenUsed/>
@@ -5858,11 +6046,11 @@
       <w:szCs w:val="28"/>
     </w:rPr>
   </w:style>
-  <w:style w:type="paragraph" w:styleId="Heading4">
+  <w:style w:type="paragraph" w:styleId="u4">
     <w:name w:val="heading 4"/>
-    <w:basedOn w:val="Normal"/>
-    <w:next w:val="Normal"/>
-    <w:link w:val="Heading4Char"/>
+    <w:basedOn w:val="Binhthng"/>
+    <w:next w:val="Binhthng"/>
+    <w:link w:val="u4Char"/>
     <w:uiPriority w:val="9"/>
     <w:semiHidden/>
     <w:unhideWhenUsed/>
@@ -5881,11 +6069,11 @@
       <w:color w:val="2E74B5" w:themeColor="accent1" w:themeShade="BF"/>
     </w:rPr>
   </w:style>
-  <w:style w:type="paragraph" w:styleId="Heading5">
+  <w:style w:type="paragraph" w:styleId="u5">
     <w:name w:val="heading 5"/>
-    <w:basedOn w:val="Normal"/>
-    <w:next w:val="Normal"/>
-    <w:link w:val="Heading5Char"/>
+    <w:basedOn w:val="Binhthng"/>
+    <w:next w:val="Binhthng"/>
+    <w:link w:val="u5Char"/>
     <w:uiPriority w:val="9"/>
     <w:semiHidden/>
     <w:unhideWhenUsed/>
@@ -5902,11 +6090,11 @@
       <w:color w:val="2E74B5" w:themeColor="accent1" w:themeShade="BF"/>
     </w:rPr>
   </w:style>
-  <w:style w:type="paragraph" w:styleId="Heading6">
+  <w:style w:type="paragraph" w:styleId="u6">
     <w:name w:val="heading 6"/>
-    <w:basedOn w:val="Normal"/>
-    <w:next w:val="Normal"/>
-    <w:link w:val="Heading6Char"/>
+    <w:basedOn w:val="Binhthng"/>
+    <w:next w:val="Binhthng"/>
+    <w:link w:val="u6Char"/>
     <w:uiPriority w:val="9"/>
     <w:semiHidden/>
     <w:unhideWhenUsed/>
@@ -5925,11 +6113,11 @@
       <w:color w:val="595959" w:themeColor="text1" w:themeTint="A6"/>
     </w:rPr>
   </w:style>
-  <w:style w:type="paragraph" w:styleId="Heading7">
+  <w:style w:type="paragraph" w:styleId="u7">
     <w:name w:val="heading 7"/>
-    <w:basedOn w:val="Normal"/>
-    <w:next w:val="Normal"/>
-    <w:link w:val="Heading7Char"/>
+    <w:basedOn w:val="Binhthng"/>
+    <w:next w:val="Binhthng"/>
+    <w:link w:val="u7Char"/>
     <w:uiPriority w:val="9"/>
     <w:semiHidden/>
     <w:unhideWhenUsed/>
@@ -5946,11 +6134,11 @@
       <w:color w:val="595959" w:themeColor="text1" w:themeTint="A6"/>
     </w:rPr>
   </w:style>
-  <w:style w:type="paragraph" w:styleId="Heading8">
+  <w:style w:type="paragraph" w:styleId="u8">
     <w:name w:val="heading 8"/>
-    <w:basedOn w:val="Normal"/>
-    <w:next w:val="Normal"/>
-    <w:link w:val="Heading8Char"/>
+    <w:basedOn w:val="Binhthng"/>
+    <w:next w:val="Binhthng"/>
+    <w:link w:val="u8Char"/>
     <w:uiPriority w:val="9"/>
     <w:semiHidden/>
     <w:unhideWhenUsed/>
@@ -5969,11 +6157,11 @@
       <w:color w:val="272727" w:themeColor="text1" w:themeTint="D8"/>
     </w:rPr>
   </w:style>
-  <w:style w:type="paragraph" w:styleId="Heading9">
+  <w:style w:type="paragraph" w:styleId="u9">
     <w:name w:val="heading 9"/>
-    <w:basedOn w:val="Normal"/>
-    <w:next w:val="Normal"/>
-    <w:link w:val="Heading9Char"/>
+    <w:basedOn w:val="Binhthng"/>
+    <w:next w:val="Binhthng"/>
+    <w:link w:val="u9Char"/>
     <w:uiPriority w:val="9"/>
     <w:semiHidden/>
     <w:unhideWhenUsed/>
@@ -5990,12 +6178,12 @@
       <w:color w:val="272727" w:themeColor="text1" w:themeTint="D8"/>
     </w:rPr>
   </w:style>
-  <w:style w:type="character" w:default="1" w:styleId="DefaultParagraphFont">
+  <w:style w:type="character" w:default="1" w:styleId="Phngmcinhcuaoanvn">
     <w:name w:val="Default Paragraph Font"/>
     <w:uiPriority w:val="1"/>
     <w:unhideWhenUsed/>
   </w:style>
-  <w:style w:type="table" w:default="1" w:styleId="TableNormal">
+  <w:style w:type="table" w:default="1" w:styleId="BangThngthng">
     <w:name w:val="Normal Table"/>
     <w:uiPriority w:val="99"/>
     <w:semiHidden/>
@@ -6010,16 +6198,16 @@
       </w:tblCellMar>
     </w:tblPr>
   </w:style>
-  <w:style w:type="numbering" w:default="1" w:styleId="NoList">
+  <w:style w:type="numbering" w:default="1" w:styleId="Khngco">
     <w:name w:val="No List"/>
     <w:uiPriority w:val="99"/>
     <w:semiHidden/>
     <w:unhideWhenUsed/>
   </w:style>
-  <w:style w:type="character" w:customStyle="1" w:styleId="Heading1Char">
-    <w:name w:val="Heading 1 Char"/>
-    <w:basedOn w:val="DefaultParagraphFont"/>
-    <w:link w:val="Heading1"/>
+  <w:style w:type="character" w:customStyle="1" w:styleId="u1Char">
+    <w:name w:val="Đầu đề 1 Char"/>
+    <w:basedOn w:val="Phngmcinhcuaoanvn"/>
+    <w:link w:val="u1"/>
     <w:uiPriority w:val="9"/>
     <w:rsid w:val="009B6AB0"/>
     <w:rPr>
@@ -6029,10 +6217,10 @@
       <w:szCs w:val="40"/>
     </w:rPr>
   </w:style>
-  <w:style w:type="character" w:customStyle="1" w:styleId="Heading2Char">
-    <w:name w:val="Heading 2 Char"/>
-    <w:basedOn w:val="DefaultParagraphFont"/>
-    <w:link w:val="Heading2"/>
+  <w:style w:type="character" w:customStyle="1" w:styleId="u2Char">
+    <w:name w:val="Đầu đề 2 Char"/>
+    <w:basedOn w:val="Phngmcinhcuaoanvn"/>
+    <w:link w:val="u2"/>
     <w:uiPriority w:val="9"/>
     <w:semiHidden/>
     <w:rsid w:val="009B6AB0"/>
@@ -6043,10 +6231,10 @@
       <w:szCs w:val="32"/>
     </w:rPr>
   </w:style>
-  <w:style w:type="character" w:customStyle="1" w:styleId="Heading3Char">
-    <w:name w:val="Heading 3 Char"/>
-    <w:basedOn w:val="DefaultParagraphFont"/>
-    <w:link w:val="Heading3"/>
+  <w:style w:type="character" w:customStyle="1" w:styleId="u3Char">
+    <w:name w:val="Đầu đề 3 Char"/>
+    <w:basedOn w:val="Phngmcinhcuaoanvn"/>
+    <w:link w:val="u3"/>
     <w:uiPriority w:val="9"/>
     <w:semiHidden/>
     <w:rsid w:val="009B6AB0"/>
@@ -6057,10 +6245,10 @@
       <w:szCs w:val="28"/>
     </w:rPr>
   </w:style>
-  <w:style w:type="character" w:customStyle="1" w:styleId="Heading4Char">
-    <w:name w:val="Heading 4 Char"/>
-    <w:basedOn w:val="DefaultParagraphFont"/>
-    <w:link w:val="Heading4"/>
+  <w:style w:type="character" w:customStyle="1" w:styleId="u4Char">
+    <w:name w:val="Đầu đề 4 Char"/>
+    <w:basedOn w:val="Phngmcinhcuaoanvn"/>
+    <w:link w:val="u4"/>
     <w:uiPriority w:val="9"/>
     <w:semiHidden/>
     <w:rsid w:val="009B6AB0"/>
@@ -6071,10 +6259,10 @@
       <w:color w:val="2E74B5" w:themeColor="accent1" w:themeShade="BF"/>
     </w:rPr>
   </w:style>
-  <w:style w:type="character" w:customStyle="1" w:styleId="Heading5Char">
-    <w:name w:val="Heading 5 Char"/>
-    <w:basedOn w:val="DefaultParagraphFont"/>
-    <w:link w:val="Heading5"/>
+  <w:style w:type="character" w:customStyle="1" w:styleId="u5Char">
+    <w:name w:val="Đầu đề 5 Char"/>
+    <w:basedOn w:val="Phngmcinhcuaoanvn"/>
+    <w:link w:val="u5"/>
     <w:uiPriority w:val="9"/>
     <w:semiHidden/>
     <w:rsid w:val="009B6AB0"/>
@@ -6083,10 +6271,10 @@
       <w:color w:val="2E74B5" w:themeColor="accent1" w:themeShade="BF"/>
     </w:rPr>
   </w:style>
-  <w:style w:type="character" w:customStyle="1" w:styleId="Heading6Char">
-    <w:name w:val="Heading 6 Char"/>
-    <w:basedOn w:val="DefaultParagraphFont"/>
-    <w:link w:val="Heading6"/>
+  <w:style w:type="character" w:customStyle="1" w:styleId="u6Char">
+    <w:name w:val="Đầu đề 6 Char"/>
+    <w:basedOn w:val="Phngmcinhcuaoanvn"/>
+    <w:link w:val="u6"/>
     <w:uiPriority w:val="9"/>
     <w:semiHidden/>
     <w:rsid w:val="009B6AB0"/>
@@ -6097,10 +6285,10 @@
       <w:color w:val="595959" w:themeColor="text1" w:themeTint="A6"/>
     </w:rPr>
   </w:style>
-  <w:style w:type="character" w:customStyle="1" w:styleId="Heading7Char">
-    <w:name w:val="Heading 7 Char"/>
-    <w:basedOn w:val="DefaultParagraphFont"/>
-    <w:link w:val="Heading7"/>
+  <w:style w:type="character" w:customStyle="1" w:styleId="u7Char">
+    <w:name w:val="Đầu đề 7 Char"/>
+    <w:basedOn w:val="Phngmcinhcuaoanvn"/>
+    <w:link w:val="u7"/>
     <w:uiPriority w:val="9"/>
     <w:semiHidden/>
     <w:rsid w:val="009B6AB0"/>
@@ -6109,10 +6297,10 @@
       <w:color w:val="595959" w:themeColor="text1" w:themeTint="A6"/>
     </w:rPr>
   </w:style>
-  <w:style w:type="character" w:customStyle="1" w:styleId="Heading8Char">
-    <w:name w:val="Heading 8 Char"/>
-    <w:basedOn w:val="DefaultParagraphFont"/>
-    <w:link w:val="Heading8"/>
+  <w:style w:type="character" w:customStyle="1" w:styleId="u8Char">
+    <w:name w:val="Đầu đề 8 Char"/>
+    <w:basedOn w:val="Phngmcinhcuaoanvn"/>
+    <w:link w:val="u8"/>
     <w:uiPriority w:val="9"/>
     <w:semiHidden/>
     <w:rsid w:val="009B6AB0"/>
@@ -6123,10 +6311,10 @@
       <w:color w:val="272727" w:themeColor="text1" w:themeTint="D8"/>
     </w:rPr>
   </w:style>
-  <w:style w:type="character" w:customStyle="1" w:styleId="Heading9Char">
-    <w:name w:val="Heading 9 Char"/>
-    <w:basedOn w:val="DefaultParagraphFont"/>
-    <w:link w:val="Heading9"/>
+  <w:style w:type="character" w:customStyle="1" w:styleId="u9Char">
+    <w:name w:val="Đầu đề 9 Char"/>
+    <w:basedOn w:val="Phngmcinhcuaoanvn"/>
+    <w:link w:val="u9"/>
     <w:uiPriority w:val="9"/>
     <w:semiHidden/>
     <w:rsid w:val="009B6AB0"/>
@@ -6135,11 +6323,11 @@
       <w:color w:val="272727" w:themeColor="text1" w:themeTint="D8"/>
     </w:rPr>
   </w:style>
-  <w:style w:type="paragraph" w:styleId="Title">
+  <w:style w:type="paragraph" w:styleId="Tiu">
     <w:name w:val="Title"/>
-    <w:basedOn w:val="Normal"/>
-    <w:next w:val="Normal"/>
-    <w:link w:val="TitleChar"/>
+    <w:basedOn w:val="Binhthng"/>
+    <w:next w:val="Binhthng"/>
+    <w:link w:val="TiuChar"/>
     <w:uiPriority w:val="10"/>
     <w:qFormat/>
     <w:rsid w:val="009B6AB0"/>
@@ -6155,10 +6343,10 @@
       <w:szCs w:val="56"/>
     </w:rPr>
   </w:style>
-  <w:style w:type="character" w:customStyle="1" w:styleId="TitleChar">
-    <w:name w:val="Title Char"/>
-    <w:basedOn w:val="DefaultParagraphFont"/>
-    <w:link w:val="Title"/>
+  <w:style w:type="character" w:customStyle="1" w:styleId="TiuChar">
+    <w:name w:val="Tiêu đề Char"/>
+    <w:basedOn w:val="Phngmcinhcuaoanvn"/>
+    <w:link w:val="Tiu"/>
     <w:uiPriority w:val="10"/>
     <w:rsid w:val="009B6AB0"/>
     <w:rPr>
@@ -6169,11 +6357,11 @@
       <w:szCs w:val="56"/>
     </w:rPr>
   </w:style>
-  <w:style w:type="paragraph" w:styleId="Subtitle">
+  <w:style w:type="paragraph" w:styleId="Tiuphu">
     <w:name w:val="Subtitle"/>
-    <w:basedOn w:val="Normal"/>
-    <w:next w:val="Normal"/>
-    <w:link w:val="SubtitleChar"/>
+    <w:basedOn w:val="Binhthng"/>
+    <w:next w:val="Binhthng"/>
+    <w:link w:val="TiuphuChar"/>
     <w:uiPriority w:val="11"/>
     <w:qFormat/>
     <w:rsid w:val="009B6AB0"/>
@@ -6190,10 +6378,10 @@
       <w:szCs w:val="28"/>
     </w:rPr>
   </w:style>
-  <w:style w:type="character" w:customStyle="1" w:styleId="SubtitleChar">
-    <w:name w:val="Subtitle Char"/>
-    <w:basedOn w:val="DefaultParagraphFont"/>
-    <w:link w:val="Subtitle"/>
+  <w:style w:type="character" w:customStyle="1" w:styleId="TiuphuChar">
+    <w:name w:val="Tiêu đề phụ Char"/>
+    <w:basedOn w:val="Phngmcinhcuaoanvn"/>
+    <w:link w:val="Tiuphu"/>
     <w:uiPriority w:val="11"/>
     <w:rsid w:val="009B6AB0"/>
     <w:rPr>
@@ -6204,11 +6392,11 @@
       <w:szCs w:val="28"/>
     </w:rPr>
   </w:style>
-  <w:style w:type="paragraph" w:styleId="Quote">
+  <w:style w:type="paragraph" w:styleId="Litrichdn">
     <w:name w:val="Quote"/>
-    <w:basedOn w:val="Normal"/>
-    <w:next w:val="Normal"/>
-    <w:link w:val="QuoteChar"/>
+    <w:basedOn w:val="Binhthng"/>
+    <w:next w:val="Binhthng"/>
+    <w:link w:val="LitrichdnChar"/>
     <w:uiPriority w:val="29"/>
     <w:qFormat/>
     <w:rsid w:val="009B6AB0"/>
@@ -6222,10 +6410,10 @@
       <w:color w:val="404040" w:themeColor="text1" w:themeTint="BF"/>
     </w:rPr>
   </w:style>
-  <w:style w:type="character" w:customStyle="1" w:styleId="QuoteChar">
-    <w:name w:val="Quote Char"/>
-    <w:basedOn w:val="DefaultParagraphFont"/>
-    <w:link w:val="Quote"/>
+  <w:style w:type="character" w:customStyle="1" w:styleId="LitrichdnChar">
+    <w:name w:val="Lời trích dẫn Char"/>
+    <w:basedOn w:val="Phngmcinhcuaoanvn"/>
+    <w:link w:val="Litrichdn"/>
     <w:uiPriority w:val="29"/>
     <w:rsid w:val="009B6AB0"/>
     <w:rPr>
@@ -6234,9 +6422,9 @@
       <w:color w:val="404040" w:themeColor="text1" w:themeTint="BF"/>
     </w:rPr>
   </w:style>
-  <w:style w:type="paragraph" w:styleId="ListParagraph">
+  <w:style w:type="paragraph" w:styleId="oancuaDanhsach">
     <w:name w:val="List Paragraph"/>
-    <w:basedOn w:val="Normal"/>
+    <w:basedOn w:val="Binhthng"/>
     <w:uiPriority w:val="34"/>
     <w:qFormat/>
     <w:rsid w:val="009B6AB0"/>
@@ -6245,9 +6433,9 @@
       <w:contextualSpacing/>
     </w:pPr>
   </w:style>
-  <w:style w:type="character" w:styleId="IntenseEmphasis">
+  <w:style w:type="character" w:styleId="NhnmnhThm">
     <w:name w:val="Intense Emphasis"/>
-    <w:basedOn w:val="DefaultParagraphFont"/>
+    <w:basedOn w:val="Phngmcinhcuaoanvn"/>
     <w:uiPriority w:val="21"/>
     <w:qFormat/>
     <w:rsid w:val="009B6AB0"/>
@@ -6257,11 +6445,11 @@
       <w:color w:val="2E74B5" w:themeColor="accent1" w:themeShade="BF"/>
     </w:rPr>
   </w:style>
-  <w:style w:type="paragraph" w:styleId="IntenseQuote">
+  <w:style w:type="paragraph" w:styleId="Nhaykepm">
     <w:name w:val="Intense Quote"/>
-    <w:basedOn w:val="Normal"/>
-    <w:next w:val="Normal"/>
-    <w:link w:val="IntenseQuoteChar"/>
+    <w:basedOn w:val="Binhthng"/>
+    <w:next w:val="Binhthng"/>
+    <w:link w:val="NhaykepmChar"/>
     <w:uiPriority w:val="30"/>
     <w:qFormat/>
     <w:rsid w:val="009B6AB0"/>
@@ -6280,10 +6468,10 @@
       <w:color w:val="2E74B5" w:themeColor="accent1" w:themeShade="BF"/>
     </w:rPr>
   </w:style>
-  <w:style w:type="character" w:customStyle="1" w:styleId="IntenseQuoteChar">
-    <w:name w:val="Intense Quote Char"/>
-    <w:basedOn w:val="DefaultParagraphFont"/>
-    <w:link w:val="IntenseQuote"/>
+  <w:style w:type="character" w:customStyle="1" w:styleId="NhaykepmChar">
+    <w:name w:val="Nháy kép Đậm Char"/>
+    <w:basedOn w:val="Phngmcinhcuaoanvn"/>
+    <w:link w:val="Nhaykepm"/>
     <w:uiPriority w:val="30"/>
     <w:rsid w:val="009B6AB0"/>
     <w:rPr>
@@ -6292,9 +6480,9 @@
       <w:color w:val="2E74B5" w:themeColor="accent1" w:themeShade="BF"/>
     </w:rPr>
   </w:style>
-  <w:style w:type="character" w:styleId="IntenseReference">
+  <w:style w:type="character" w:styleId="ThamchiuNhnmnh">
     <w:name w:val="Intense Reference"/>
-    <w:basedOn w:val="DefaultParagraphFont"/>
+    <w:basedOn w:val="Phngmcinhcuaoanvn"/>
     <w:uiPriority w:val="32"/>
     <w:qFormat/>
     <w:rsid w:val="009B6AB0"/>
@@ -6308,12 +6496,12 @@
   </w:style>
   <w:style w:type="character" w:customStyle="1" w:styleId="citation-534">
     <w:name w:val="citation-534"/>
-    <w:basedOn w:val="DefaultParagraphFont"/>
+    <w:basedOn w:val="Phngmcinhcuaoanvn"/>
     <w:rsid w:val="00B6396C"/>
   </w:style>
-  <w:style w:type="table" w:styleId="TableGrid">
+  <w:style w:type="table" w:styleId="LiBang">
     <w:name w:val="Table Grid"/>
-    <w:basedOn w:val="TableNormal"/>
+    <w:basedOn w:val="BangThngthng"/>
     <w:uiPriority w:val="39"/>
     <w:rsid w:val="00B6396C"/>
     <w:pPr>
@@ -6330,9 +6518,9 @@
       </w:tblBorders>
     </w:tblPr>
   </w:style>
-  <w:style w:type="character" w:styleId="Strong">
+  <w:style w:type="character" w:styleId="Manh">
     <w:name w:val="Strong"/>
-    <w:basedOn w:val="DefaultParagraphFont"/>
+    <w:basedOn w:val="Phngmcinhcuaoanvn"/>
     <w:uiPriority w:val="22"/>
     <w:qFormat/>
     <w:rsid w:val="0008431F"/>
@@ -6606,23 +6794,6 @@
 </file>
 
 <file path=customXml/item1.xml><?xml version="1.0" encoding="utf-8"?>
-<p:properties xmlns:p="http://schemas.microsoft.com/office/2006/metadata/properties" xmlns:xsi="http://www.w3.org/2001/XMLSchema-instance" xmlns:pc="http://schemas.microsoft.com/office/infopath/2007/PartnerControls">
-  <documentManagement>
-    <_activity xmlns="0c0a5278-6572-4232-b8ad-97ff2313e1cb" xsi:nil="true"/>
-  </documentManagement>
-</p:properties>
-</file>
-
-<file path=customXml/item2.xml><?xml version="1.0" encoding="utf-8"?>
-<?mso-contentType ?>
-<FormTemplates xmlns="http://schemas.microsoft.com/sharepoint/v3/contenttype/forms">
-  <Display>DocumentLibraryForm</Display>
-  <Edit>DocumentLibraryForm</Edit>
-  <New>DocumentLibraryForm</New>
-</FormTemplates>
-</file>
-
-<file path=customXml/item3.xml><?xml version="1.0" encoding="utf-8"?>
 <ct:contentTypeSchema xmlns:ct="http://schemas.microsoft.com/office/2006/metadata/contentType" xmlns:ma="http://schemas.microsoft.com/office/2006/metadata/properties/metaAttributes" ct:_="" ma:_="" ma:contentTypeName="Document" ma:contentTypeID="0x0101009418DB43F4423E49A7A9BFD5395BEDCF" ma:contentTypeVersion="10" ma:contentTypeDescription="Create a new document." ma:contentTypeScope="" ma:versionID="8f91c5b041da932fddd7d04bf3dd9d29">
   <xsd:schema xmlns:xsd="http://www.w3.org/2001/XMLSchema" xmlns:xs="http://www.w3.org/2001/XMLSchema" xmlns:p="http://schemas.microsoft.com/office/2006/metadata/properties" xmlns:ns3="0c0a5278-6572-4232-b8ad-97ff2313e1cb" targetNamespace="http://schemas.microsoft.com/office/2006/metadata/properties" ma:root="true" ma:fieldsID="c609e51f14b27c30defc89c2508029d4" ns3:_="">
     <xsd:import namespace="0c0a5278-6572-4232-b8ad-97ff2313e1cb"/>
@@ -6804,25 +6975,24 @@
 </ct:contentTypeSchema>
 </file>
 
-<file path=customXml/itemProps1.xml><?xml version="1.0" encoding="utf-8"?>
-<ds:datastoreItem xmlns:ds="http://schemas.openxmlformats.org/officeDocument/2006/customXml" ds:itemID="{B8A3AA6E-6C89-4EFF-8D65-9C2001398736}">
-  <ds:schemaRefs>
-    <ds:schemaRef ds:uri="http://schemas.microsoft.com/office/2006/metadata/properties"/>
-    <ds:schemaRef ds:uri="http://schemas.microsoft.com/office/infopath/2007/PartnerControls"/>
-    <ds:schemaRef ds:uri="0c0a5278-6572-4232-b8ad-97ff2313e1cb"/>
-  </ds:schemaRefs>
-</ds:datastoreItem>
+<file path=customXml/item2.xml><?xml version="1.0" encoding="utf-8"?>
+<?mso-contentType ?>
+<FormTemplates xmlns="http://schemas.microsoft.com/sharepoint/v3/contenttype/forms">
+  <Display>DocumentLibraryForm</Display>
+  <Edit>DocumentLibraryForm</Edit>
+  <New>DocumentLibraryForm</New>
+</FormTemplates>
 </file>
 
-<file path=customXml/itemProps2.xml><?xml version="1.0" encoding="utf-8"?>
-<ds:datastoreItem xmlns:ds="http://schemas.openxmlformats.org/officeDocument/2006/customXml" ds:itemID="{19DCF23F-0552-4C44-B783-AC9AA9259CE1}">
-  <ds:schemaRefs>
-    <ds:schemaRef ds:uri="http://schemas.microsoft.com/sharepoint/v3/contenttype/forms"/>
-  </ds:schemaRefs>
-</ds:datastoreItem>
+<file path=customXml/item3.xml><?xml version="1.0" encoding="utf-8"?>
+<p:properties xmlns:p="http://schemas.microsoft.com/office/2006/metadata/properties" xmlns:xsi="http://www.w3.org/2001/XMLSchema-instance" xmlns:pc="http://schemas.microsoft.com/office/infopath/2007/PartnerControls">
+  <documentManagement>
+    <_activity xmlns="0c0a5278-6572-4232-b8ad-97ff2313e1cb" xsi:nil="true"/>
+  </documentManagement>
+</p:properties>
 </file>
 
-<file path=customXml/itemProps3.xml><?xml version="1.0" encoding="utf-8"?>
+<file path=customXml/itemProps1.xml><?xml version="1.0" encoding="utf-8"?>
 <ds:datastoreItem xmlns:ds="http://schemas.openxmlformats.org/officeDocument/2006/customXml" ds:itemID="{234700EC-087A-4064-BE88-303CB47659B8}">
   <ds:schemaRefs>
     <ds:schemaRef ds:uri="http://schemas.microsoft.com/office/2006/metadata/contentType"/>
@@ -6838,4 +7008,22 @@
     <ds:schemaRef ds:uri="http://schemas.microsoft.com/internal/obd"/>
   </ds:schemaRefs>
 </ds:datastoreItem>
+</file>
+
+<file path=customXml/itemProps2.xml><?xml version="1.0" encoding="utf-8"?>
+<ds:datastoreItem xmlns:ds="http://schemas.openxmlformats.org/officeDocument/2006/customXml" ds:itemID="{19DCF23F-0552-4C44-B783-AC9AA9259CE1}">
+  <ds:schemaRefs>
+    <ds:schemaRef ds:uri="http://schemas.microsoft.com/sharepoint/v3/contenttype/forms"/>
+  </ds:schemaRefs>
+</ds:datastoreItem>
+</file>
+
+<file path=customXml/itemProps3.xml><?xml version="1.0" encoding="utf-8"?>
+<ds:datastoreItem xmlns:ds="http://schemas.openxmlformats.org/officeDocument/2006/customXml" ds:itemID="{B8A3AA6E-6C89-4EFF-8D65-9C2001398736}">
+  <ds:schemaRefs>
+    <ds:schemaRef ds:uri="http://schemas.microsoft.com/office/2006/metadata/properties"/>
+    <ds:schemaRef ds:uri="http://schemas.microsoft.com/office/infopath/2007/PartnerControls"/>
+    <ds:schemaRef ds:uri="0c0a5278-6572-4232-b8ad-97ff2313e1cb"/>
+  </ds:schemaRefs>
+</ds:datastoreItem>
 </file>